--- a/public/forms/POSTAWARD_UNSUCCESS_MASTER.docx
+++ b/public/forms/POSTAWARD_UNSUCCESS_MASTER.docx
@@ -141,7 +141,7 @@
         </w:numPr>
       </w:pPr>
       <w:r>
-        <w:t xml:space="preserve">a. Number of offerors solicited: </w:t>
+        <w:t xml:space="preserve">Number of offerors solicited: </w:t>
       </w:r>
       <w:r>
         <w:t xml:space="preserve">[[OFFERORS_SOLICITED]]</w:t>
@@ -158,7 +158,7 @@
         </w:rPr>
       </w:pPr>
       <w:r>
-        <w:t xml:space="preserve">b. Number of proposals received: </w:t>
+        <w:t xml:space="preserve">Number of proposals received: </w:t>
       </w:r>
       <w:r>
         <w:t xml:space="preserve">[[PROPOSALS_RECEIVED]]</w:t>
@@ -173,7 +173,7 @@
       </w:pPr>
       <w:r>
         <w:rPr/>
-        <w:t xml:space="preserve">c. Name and address of each offeror receiving an award: </w:t>
+        <w:t xml:space="preserve">Name and address of each offeror receiving an award: </w:t>
       </w:r>
       <w:r>
         <w:rPr/>
@@ -188,7 +188,7 @@
         </w:numPr>
       </w:pPr>
       <w:r>
-        <w:t xml:space="preserve">d. Maximum contract value including options: </w:t>
+        <w:t xml:space="preserve">Maximum contract value including options: </w:t>
       </w:r>
       <w:r>
         <w:t xml:space="preserve">[[CONTRACT_VALUE]]</w:t>
@@ -209,7 +209,7 @@
         </w:numPr>
       </w:pPr>
       <w:r>
-        <w:t xml:space="preserve">e. In making the selection decision, all evaluation factors </w:t>
+        <w:t xml:space="preserve">In making the selection decision, all evaluation factors </w:t>
       </w:r>
       <w:r>
         <w:t xml:space="preserve">[[EVALUATION_FACTORS]]</w:t>
